--- a/word_reports/LP_0007_위치_718_Various Artists_Jesus Chr.docx
+++ b/word_reports/LP_0007_위치_718_Various Artists_Jesus Chr.docx
@@ -4,7 +4,7 @@
   <w:body>
     <w:p>
       <w:pPr>
-        <w:spacing w:after="280"/>
+        <w:spacing w:after="80"/>
       </w:pPr>
       <w:r>
         <w:rPr w:rFonts="맑은 고딕">
@@ -13,94 +13,47 @@
           <w:color w:val="1E3A8A"/>
           <w:sz w:val="30"/>
         </w:rPr>
-        <w:t>[718] Various Artists - Jesus Christ Superstar  (더블)</w:t>
+        <w:t>Various Artists - Jesus Christ Superstar  (더블)</w:t>
       </w:r>
     </w:p>
     <w:p>
       <w:pPr>
-        <w:spacing w:after="320"/>
+        <w:spacing w:after="240"/>
       </w:pPr>
       <w:r>
         <w:rPr w:rFonts="맑은 고딕">
           <w:rFonts w:ascii="맑은 고딕" w:hAnsi="맑은 고딕" w:eastAsia="맑은 고딕"/>
           <w:b/>
-          <w:sz w:val="20"/>
+          <w:color w:val="4B5563"/>
+          <w:sz w:val="22"/>
         </w:rPr>
-        <w:t>■ 위치 : 718</w:t>
-        <w:br/>
-      </w:r>
-      <w:r>
-        <w:rPr w:rFonts="맑은 고딕">
-          <w:rFonts w:ascii="맑은 고딕" w:hAnsi="맑은 고딕" w:eastAsia="맑은 고딕"/>
-          <w:b/>
-          <w:sz w:val="20"/>
-        </w:rPr>
-        <w:t>■ 아티스트 : Various Artists</w:t>
-        <w:br/>
-      </w:r>
-      <w:r>
-        <w:rPr w:rFonts="맑은 고딕">
-          <w:rFonts w:ascii="맑은 고딕" w:hAnsi="맑은 고딕" w:eastAsia="맑은 고딕"/>
-          <w:b/>
-          <w:sz w:val="20"/>
-        </w:rPr>
-        <w:t>■ 앨범명 : Jesus Christ Superstar  (더블)</w:t>
-        <w:br/>
-      </w:r>
-      <w:r>
-        <w:rPr w:rFonts="맑은 고딕">
-          <w:rFonts w:ascii="맑은 고딕" w:hAnsi="맑은 고딕" w:eastAsia="맑은 고딕"/>
-          <w:b w:val="0"/>
-          <w:sz w:val="20"/>
-        </w:rPr>
-        <w:t>■ 음반 레이블 : MCA Records</w:t>
-        <w:br/>
-      </w:r>
-      <w:r>
-        <w:rPr w:rFonts="맑은 고딕">
-          <w:rFonts w:ascii="맑은 고딕" w:hAnsi="맑은 고딕" w:eastAsia="맑은 고딕"/>
-          <w:b w:val="0"/>
-          <w:sz w:val="20"/>
-        </w:rPr>
-        <w:t>■ 발매년도 : 1970</w:t>
-        <w:br/>
-      </w:r>
-      <w:r>
-        <w:rPr w:rFonts="맑은 고딕">
-          <w:rFonts w:ascii="맑은 고딕" w:hAnsi="맑은 고딕" w:eastAsia="맑은 고딕"/>
-          <w:b w:val="0"/>
-          <w:sz w:val="20"/>
-        </w:rPr>
-        <w:t>■ 장르 : 록 오페라 (Rock Opera), 프로그레시브 록 (Progressive Rock), 뮤지컬 (Musical)</w:t>
-        <w:br/>
-      </w:r>
-      <w:r>
-        <w:rPr w:rFonts="맑은 고딕">
-          <w:rFonts w:ascii="맑은 고딕" w:hAnsi="맑은 고딕" w:eastAsia="맑은 고딕"/>
-          <w:b w:val="0"/>
-          <w:sz w:val="20"/>
-        </w:rPr>
-        <w:t>■ 주요 수록곡 : 1. Overture</w:t>
-        <w:br/>
+        <w:t>위치 :  718</w:t>
       </w:r>
     </w:p>
     <w:p>
       <w:pPr>
-        <w:spacing w:after="160"/>
+        <w:spacing w:line="324" w:lineRule="auto" w:before="80" w:after="160"/>
       </w:pPr>
       <w:r>
         <w:rPr w:rFonts="맑은 고딕">
           <w:rFonts w:ascii="맑은 고딕" w:hAnsi="맑은 고딕" w:eastAsia="맑은 고딕"/>
           <w:b/>
           <w:color w:val="1F2937"/>
-          <w:sz w:val="24"/>
+          <w:sz w:val="22"/>
         </w:rPr>
-        <w:t>■ 음반 해설 및 감상 가이드</w:t>
+        <w:t xml:space="preserve">[음반 소개] </w:t>
+      </w:r>
+      <w:r>
+        <w:rPr w:rFonts="맑은 고딕">
+          <w:rFonts w:ascii="맑은 고딕" w:hAnsi="맑은 고딕" w:eastAsia="맑은 고딕"/>
+          <w:b w:val="0"/>
+          <w:sz w:val="21"/>
+        </w:rPr>
       </w:r>
     </w:p>
     <w:p>
       <w:pPr>
-        <w:spacing w:line="312" w:lineRule="auto" w:after="120"/>
+        <w:spacing w:line="324" w:lineRule="auto" w:after="120"/>
       </w:pPr>
       <w:r>
         <w:rPr w:rFonts="맑은 고딕">
@@ -108,51 +61,516 @@
           <w:b w:val="0"/>
           <w:sz w:val="21"/>
         </w:rPr>
-        <w:t>20세기 뮤지컬 거장 앤드루 로이드 웨버(Andrew Lloyd Webber)와 작사가 팀 라이스(Tim Rice)의 콤비가 탄생시킨 &lt;Jesus Christ Superstar&gt;는 브로드웨이 무대에 오르기 전, 1970년 더블 스튜디오 콘셉트 앨범 형태로 먼저 세상에 첫선이 올려진 전설적인 명반입니다. 예수 그리스도의 생애 마지막 7일을 인간적인 시선, 특히 유다의 갈등과 관점을 중심으로 재해석한 이 파격적인 작품은 발매 당시 신성모독이라는 논란과 대중적 찬사를 동시에 받으며 록 음악과 뮤지컬이라는 전혀 다른 두 장르를 완벽하게 결합해 낸 '록 오페라'의 정점으로 평가받습니다.</w:t>
+        <w:t>록의 폭발적인 에너지와 클래식 오페라의 장엄한 서사가 조우하여 20세기 음악사에 거대한 혁명을 일으킨 앤드루 로이드 웨버와 팀 라이스의 기념비적 걸작입니다. 무대에 오르기 전 오직 소리의 울림만으로 인류 최고의 드라마를 구현해 낸 오리지널 콘셉트 앨범으로, 시대를 뛰어넘는 불멸의 예술성을 품고 있습니다. 고뇌하는 인간 예수의 슬픔과 유다의 비극적 회한이 격정적인 선율 속에 녹아들어, 감상자의 영혼을 뒤흔드는 깊은 서정성과 전율의 카타르시스를 선사합니다.</w:t>
       </w:r>
     </w:p>
     <w:p>
       <w:pPr>
-        <w:spacing w:line="312" w:lineRule="auto" w:after="120"/>
+        <w:spacing w:line="324" w:lineRule="auto" w:before="200" w:after="80"/>
       </w:pPr>
+      <w:r>
+        <w:rPr w:rFonts="맑은 고딕">
+          <w:rFonts w:ascii="맑은 고딕" w:hAnsi="맑은 고딕" w:eastAsia="맑은 고딕"/>
+          <w:b/>
+          <w:color w:val="1E3A8A"/>
+          <w:sz w:val="24"/>
+        </w:rPr>
+        <w:t>1. 음반 데이터</w:t>
+      </w:r>
+    </w:p>
+    <w:p>
+      <w:pPr>
+        <w:spacing w:line="324" w:lineRule="auto" w:after="80"/>
+      </w:pPr>
+      <w:r>
+        <w:rPr w:rFonts="맑은 고딕">
+          <w:rFonts w:ascii="맑은 고딕" w:hAnsi="맑은 고딕" w:eastAsia="맑은 고딕"/>
+          <w:b w:val="0"/>
+          <w:color w:val="6B7280"/>
+          <w:sz w:val="21"/>
+        </w:rPr>
+        <w:t xml:space="preserve">· </w:t>
+      </w:r>
+      <w:r>
+        <w:rPr w:rFonts="맑은 고딕">
+          <w:rFonts w:ascii="맑은 고딕" w:hAnsi="맑은 고딕" w:eastAsia="맑은 고딕"/>
+          <w:b/>
+          <w:color w:val="1F2937"/>
+          <w:sz w:val="21"/>
+        </w:rPr>
+        <w:t xml:space="preserve">앨범명: </w:t>
+      </w:r>
       <w:r>
         <w:rPr w:rFonts="맑은 고딕">
           <w:rFonts w:ascii="맑은 고딕" w:hAnsi="맑은 고딕" w:eastAsia="맑은 고딕"/>
           <w:b w:val="0"/>
           <w:sz w:val="21"/>
         </w:rPr>
-        <w:t>이 앨범이 지닌 가장 큰 매력 중 하나는 당대 최고의 록 및 팝 가창진이 참여하여 완성한 명연주와 폭발적인 가창력에 있습니다. 딥 퍼플(Deep Purple)의 전설적인 보컬리스트 이안 길런(Ian Gillan)이 예수 역을 맡아 'Gethsemane'에서 인간적인 두려움과 거친 절규를 집약한 하이노트 샤우팅으로 압도적인 감동을 선사합니다. 또한 유다 역을 맡은 머레이 헤드(Murray Head)의 날카롭고 드라마틱한 음색과 막달라 마리아 역을 맡은 이본 엘리먼(Yvonne Elliman)의 따뜻하고 차분한 음색이 조화를 이루며 극적 긴장감과 감성적 안식을 절묘하게 교차시킵니다.</w:t>
+        <w:t>Jesus Christ Superstar  (더블)</w:t>
       </w:r>
     </w:p>
     <w:p>
       <w:pPr>
-        <w:spacing w:line="312" w:lineRule="auto" w:after="120"/>
+        <w:spacing w:line="324" w:lineRule="auto" w:after="80"/>
       </w:pPr>
+      <w:r>
+        <w:rPr w:rFonts="맑은 고딕">
+          <w:rFonts w:ascii="맑은 고딕" w:hAnsi="맑은 고딕" w:eastAsia="맑은 고딕"/>
+          <w:b w:val="0"/>
+          <w:color w:val="6B7280"/>
+          <w:sz w:val="21"/>
+        </w:rPr>
+        <w:t xml:space="preserve">· </w:t>
+      </w:r>
+      <w:r>
+        <w:rPr w:rFonts="맑은 고딕">
+          <w:rFonts w:ascii="맑은 고딕" w:hAnsi="맑은 고딕" w:eastAsia="맑은 고딕"/>
+          <w:b/>
+          <w:color w:val="1F2937"/>
+          <w:sz w:val="21"/>
+        </w:rPr>
+        <w:t xml:space="preserve">아티스트: </w:t>
+      </w:r>
       <w:r>
         <w:rPr w:rFonts="맑은 고딕">
           <w:rFonts w:ascii="맑은 고딕" w:hAnsi="맑은 고딕" w:eastAsia="맑은 고딕"/>
           <w:b w:val="0"/>
           <w:sz w:val="21"/>
         </w:rPr>
-        <w:t>음악적으로는 클래식의 오케스트레이션과 1970년대 하드 록, 프렌치 팝, 프로그레시브 록의 요소가 정교하게 맞아떨어집니다. 5/4박자의 독특한 리듬 위로 흐르는 아름다운 멜로디의 'Everything's Alright', 클래시컬한 아리아의 고풍스러움과 팝의 대중성을 겸비한 'I Don't Know How to Love Him', 그리고 화려한 브라스 섹션과 록 밴드 사운드가 만개하는 타이틀곡 'Superstar'에 이르기까지 완벽하게 계산된 곡 구성은 듣는 이로 하여금 한 편의 웅장한 음악극 한가운데 서 있는 듯한 착각을 불러일으킵니다.</w:t>
+        <w:t>Various Artists</w:t>
       </w:r>
     </w:p>
     <w:p>
       <w:pPr>
-        <w:spacing w:line="312" w:lineRule="auto" w:after="120"/>
+        <w:spacing w:line="324" w:lineRule="auto" w:after="80"/>
       </w:pPr>
+      <w:r>
+        <w:rPr w:rFonts="맑은 고딕">
+          <w:rFonts w:ascii="맑은 고딕" w:hAnsi="맑은 고딕" w:eastAsia="맑은 고딕"/>
+          <w:b w:val="0"/>
+          <w:color w:val="6B7280"/>
+          <w:sz w:val="21"/>
+        </w:rPr>
+        <w:t xml:space="preserve">· </w:t>
+      </w:r>
+      <w:r>
+        <w:rPr w:rFonts="맑은 고딕">
+          <w:rFonts w:ascii="맑은 고딕" w:hAnsi="맑은 고딕" w:eastAsia="맑은 고딕"/>
+          <w:b/>
+          <w:color w:val="1F2937"/>
+          <w:sz w:val="21"/>
+        </w:rPr>
+        <w:t xml:space="preserve">발매 정보: </w:t>
+      </w:r>
       <w:r>
         <w:rPr w:rFonts="맑은 고딕">
           <w:rFonts w:ascii="맑은 고딕" w:hAnsi="맑은 고딕" w:eastAsia="맑은 고딕"/>
           <w:b w:val="0"/>
           <w:sz w:val="21"/>
         </w:rPr>
-        <w:t>더블 LP 형태로 감상할 때 이 앨범은 디스크를 넘기며 서사가 전개되는 비닐 LP 고유의 몰입감을 극대화하여 전달합니다. 단순한 뮤지컬 사운드트랙을 넘어 70년대 영국의 프로그레시브 사운드와 세련된 오케스트레이션이 현대 대중음악사에 남긴 위대한 유산이며, 아날로그 오디오 시스템을 통해 감상할 때 그 풍부한 질감과 극적인 다이내믹이 더욱 빛을 발하는 필청반입니다.</w:t>
+        <w:t>1970년 영국 데카(Decca) 및 미국 MCA 레코드를 통해 발매된 더블 콘셉트 LP 음반으로, 무대 제작에 앞서 음악적 완성도를 완벽하게 구현하여 전 세계를 경탄케 한 록 오페라의 시원(始原)입니다.</w:t>
+      </w:r>
+    </w:p>
+    <w:p>
+      <w:pPr>
+        <w:spacing w:line="324" w:lineRule="auto" w:after="80"/>
+      </w:pPr>
+      <w:r>
+        <w:rPr w:rFonts="맑은 고딕">
+          <w:rFonts w:ascii="맑은 고딕" w:hAnsi="맑은 고딕" w:eastAsia="맑은 고딕"/>
+          <w:b w:val="0"/>
+          <w:color w:val="6B7280"/>
+          <w:sz w:val="21"/>
+        </w:rPr>
+        <w:t xml:space="preserve">· </w:t>
+      </w:r>
+      <w:r>
+        <w:rPr w:rFonts="맑은 고딕">
+          <w:rFonts w:ascii="맑은 고딕" w:hAnsi="맑은 고딕" w:eastAsia="맑은 고딕"/>
+          <w:b/>
+          <w:color w:val="1F2937"/>
+          <w:sz w:val="21"/>
+        </w:rPr>
+        <w:t xml:space="preserve">LP 인기도(판매량): </w:t>
+      </w:r>
+      <w:r>
+        <w:rPr w:rFonts="맑은 고딕">
+          <w:rFonts w:ascii="맑은 고딕" w:hAnsi="맑은 고딕" w:eastAsia="맑은 고딕"/>
+          <w:b w:val="0"/>
+          <w:sz w:val="21"/>
+        </w:rPr>
+        <w:t>발매 이듬해인 1971년 미국 빌보드 200 차트 1위에 올랐으며 연간 앨범 차트 정상까지 석권, 전 세계적으로 수백만 장 이상의 경이적인 판매고를 기록하며 대중음악사의 판도를 바꾸었습니다.</w:t>
+      </w:r>
+    </w:p>
+    <w:p>
+      <w:pPr>
+        <w:spacing w:line="324" w:lineRule="auto" w:after="80"/>
+      </w:pPr>
+      <w:r>
+        <w:rPr w:rFonts="맑은 고딕">
+          <w:rFonts w:ascii="맑은 고딕" w:hAnsi="맑은 고딕" w:eastAsia="맑은 고딕"/>
+          <w:b w:val="0"/>
+          <w:color w:val="6B7280"/>
+          <w:sz w:val="21"/>
+        </w:rPr>
+        <w:t xml:space="preserve">· </w:t>
+      </w:r>
+      <w:r>
+        <w:rPr w:rFonts="맑은 고딕">
+          <w:rFonts w:ascii="맑은 고딕" w:hAnsi="맑은 고딕" w:eastAsia="맑은 고딕"/>
+          <w:b/>
+          <w:color w:val="1F2937"/>
+          <w:sz w:val="21"/>
+        </w:rPr>
+        <w:t xml:space="preserve">각종 수상경력: </w:t>
+      </w:r>
+      <w:r>
+        <w:rPr w:rFonts="맑은 고딕">
+          <w:rFonts w:ascii="맑은 고딕" w:hAnsi="맑은 고딕" w:eastAsia="맑은 고딕"/>
+          <w:b w:val="0"/>
+          <w:sz w:val="21"/>
+        </w:rPr>
+        <w:t>그래미 어워드 ‘올해의 앨범’ 부문 후보에 올랐으며, 클래식과 팝, 록의 경계를 허문 20세기 최고의 크로스오버 명반으로서 음악계의 영원한 찬사와 권위를 인정받고 있습니다.</w:t>
+      </w:r>
+    </w:p>
+    <w:p>
+      <w:pPr>
+        <w:spacing w:line="324" w:lineRule="auto" w:before="200" w:after="80"/>
+      </w:pPr>
+      <w:r>
+        <w:rPr w:rFonts="맑은 고딕">
+          <w:rFonts w:ascii="맑은 고딕" w:hAnsi="맑은 고딕" w:eastAsia="맑은 고딕"/>
+          <w:b/>
+          <w:color w:val="1E3A8A"/>
+          <w:sz w:val="24"/>
+        </w:rPr>
+        <w:t>2. 아티스트 정보</w:t>
+      </w:r>
+    </w:p>
+    <w:p>
+      <w:pPr>
+        <w:spacing w:line="324" w:lineRule="auto" w:after="80"/>
+      </w:pPr>
+      <w:r>
+        <w:rPr w:rFonts="맑은 고딕">
+          <w:rFonts w:ascii="맑은 고딕" w:hAnsi="맑은 고딕" w:eastAsia="맑은 고딕"/>
+          <w:b w:val="0"/>
+          <w:color w:val="6B7280"/>
+          <w:sz w:val="21"/>
+        </w:rPr>
+        <w:t xml:space="preserve">· </w:t>
+      </w:r>
+      <w:r>
+        <w:rPr w:rFonts="맑은 고딕">
+          <w:rFonts w:ascii="맑은 고딕" w:hAnsi="맑은 고딕" w:eastAsia="맑은 고딕"/>
+          <w:b/>
+          <w:color w:val="1F2937"/>
+          <w:sz w:val="21"/>
+        </w:rPr>
+        <w:t xml:space="preserve">국적: </w:t>
+      </w:r>
+      <w:r>
+        <w:rPr w:rFonts="맑은 고딕">
+          <w:rFonts w:ascii="맑은 고딕" w:hAnsi="맑은 고딕" w:eastAsia="맑은 고딕"/>
+          <w:b w:val="0"/>
+          <w:sz w:val="21"/>
+        </w:rPr>
+        <w:t>영국 (United Kingdom)</w:t>
+      </w:r>
+    </w:p>
+    <w:p>
+      <w:pPr>
+        <w:spacing w:line="324" w:lineRule="auto" w:after="80"/>
+      </w:pPr>
+      <w:r>
+        <w:rPr w:rFonts="맑은 고딕">
+          <w:rFonts w:ascii="맑은 고딕" w:hAnsi="맑은 고딕" w:eastAsia="맑은 고딕"/>
+          <w:b w:val="0"/>
+          <w:color w:val="6B7280"/>
+          <w:sz w:val="21"/>
+        </w:rPr>
+        <w:t xml:space="preserve">· </w:t>
+      </w:r>
+      <w:r>
+        <w:rPr w:rFonts="맑은 고딕">
+          <w:rFonts w:ascii="맑은 고딕" w:hAnsi="맑은 고딕" w:eastAsia="맑은 고딕"/>
+          <w:b/>
+          <w:color w:val="1F2937"/>
+          <w:sz w:val="21"/>
+        </w:rPr>
+        <w:t xml:space="preserve">생몰년도: </w:t>
+      </w:r>
+      <w:r>
+        <w:rPr w:rFonts="맑은 고딕">
+          <w:rFonts w:ascii="맑은 고딕" w:hAnsi="맑은 고딕" w:eastAsia="맑은 고딕"/>
+          <w:b w:val="0"/>
+          <w:sz w:val="21"/>
+        </w:rPr>
+        <w:t>1970년 결성 및 발매 (작곡 앤드루 로이드 웨버: 1948년생 / 작사 팀 라이스: 1944년생)</w:t>
+      </w:r>
+    </w:p>
+    <w:p>
+      <w:pPr>
+        <w:spacing w:line="324" w:lineRule="auto" w:after="80"/>
+      </w:pPr>
+      <w:r>
+        <w:rPr w:rFonts="맑은 고딕">
+          <w:rFonts w:ascii="맑은 고딕" w:hAnsi="맑은 고딕" w:eastAsia="맑은 고딕"/>
+          <w:b w:val="0"/>
+          <w:color w:val="6B7280"/>
+          <w:sz w:val="21"/>
+        </w:rPr>
+        <w:t xml:space="preserve">· </w:t>
+      </w:r>
+      <w:r>
+        <w:rPr w:rFonts="맑은 고딕">
+          <w:rFonts w:ascii="맑은 고딕" w:hAnsi="맑은 고딕" w:eastAsia="맑은 고딕"/>
+          <w:b/>
+          <w:color w:val="1F2937"/>
+          <w:sz w:val="21"/>
+        </w:rPr>
+        <w:t xml:space="preserve">그룹 소속: </w:t>
+      </w:r>
+      <w:r>
+        <w:rPr w:rFonts="맑은 고딕">
+          <w:rFonts w:ascii="맑은 고딕" w:hAnsi="맑은 고딕" w:eastAsia="맑은 고딕"/>
+          <w:b w:val="0"/>
+          <w:sz w:val="21"/>
+        </w:rPr>
+        <w:t>컬래버레이션 프로젝트 (작곡·작사 콤비 및 딥 퍼플의 이언 길런, 머레이 헤드 등 당대 최정상 연주자·보컬 연합)</w:t>
+      </w:r>
+    </w:p>
+    <w:p>
+      <w:pPr>
+        <w:spacing w:line="324" w:lineRule="auto" w:after="80"/>
+      </w:pPr>
+      <w:r>
+        <w:rPr w:rFonts="맑은 고딕">
+          <w:rFonts w:ascii="맑은 고딕" w:hAnsi="맑은 고딕" w:eastAsia="맑은 고딕"/>
+          <w:b w:val="0"/>
+          <w:color w:val="6B7280"/>
+          <w:sz w:val="21"/>
+        </w:rPr>
+        <w:t xml:space="preserve">· </w:t>
+      </w:r>
+      <w:r>
+        <w:rPr w:rFonts="맑은 고딕">
+          <w:rFonts w:ascii="맑은 고딕" w:hAnsi="맑은 고딕" w:eastAsia="맑은 고딕"/>
+          <w:b/>
+          <w:color w:val="1F2937"/>
+          <w:sz w:val="21"/>
+        </w:rPr>
+        <w:t xml:space="preserve">아티스트 소개: </w:t>
+      </w:r>
+      <w:r>
+        <w:rPr w:rFonts="맑은 고딕">
+          <w:rFonts w:ascii="맑은 고딕" w:hAnsi="맑은 고딕" w:eastAsia="맑은 고딕"/>
+          <w:b w:val="0"/>
+          <w:sz w:val="21"/>
+        </w:rPr>
+        <w:t>뮤지컬의 거장 앤드루 로이드 웨버의 치밀한 오케스트레이션과 팀 라이스의 날카롭고 유려한 시적 언어가 만나 탄생한 세기의 프로젝트입니다. 딥 퍼플(Deep Purple)의 상징적인 보컬리스트 이언 길런(Ian Gillan)을 필두로 각 분야의 뛰어난 음악인들이 결집하여, 대중음악이 도달할 수 있는 극적인 서사 표현의 정점을 구축해 냈습니다.</w:t>
+      </w:r>
+    </w:p>
+    <w:p>
+      <w:pPr>
+        <w:spacing w:line="324" w:lineRule="auto" w:before="200" w:after="80"/>
+      </w:pPr>
+      <w:r>
+        <w:rPr w:rFonts="맑은 고딕">
+          <w:rFonts w:ascii="맑은 고딕" w:hAnsi="맑은 고딕" w:eastAsia="맑은 고딕"/>
+          <w:b/>
+          <w:color w:val="1E3A8A"/>
+          <w:sz w:val="24"/>
+        </w:rPr>
+        <w:t>3. 음반 상세 분석</w:t>
+      </w:r>
+    </w:p>
+    <w:p>
+      <w:pPr>
+        <w:spacing w:line="324" w:lineRule="auto" w:after="80"/>
+      </w:pPr>
+      <w:r>
+        <w:rPr w:rFonts="맑은 고딕">
+          <w:rFonts w:ascii="맑은 고딕" w:hAnsi="맑은 고딕" w:eastAsia="맑은 고딕"/>
+          <w:b w:val="0"/>
+          <w:color w:val="6B7280"/>
+          <w:sz w:val="21"/>
+        </w:rPr>
+        <w:t xml:space="preserve">· </w:t>
+      </w:r>
+      <w:r>
+        <w:rPr w:rFonts="맑은 고딕">
+          <w:rFonts w:ascii="맑은 고딕" w:hAnsi="맑은 고딕" w:eastAsia="맑은 고딕"/>
+          <w:b/>
+          <w:color w:val="1F2937"/>
+          <w:sz w:val="21"/>
+        </w:rPr>
+        <w:t xml:space="preserve">역사적 위치: </w:t>
+      </w:r>
+      <w:r>
+        <w:rPr w:rFonts="맑은 고딕">
+          <w:rFonts w:ascii="맑은 고딕" w:hAnsi="맑은 고딕" w:eastAsia="맑은 고딕"/>
+          <w:b w:val="0"/>
+          <w:sz w:val="21"/>
+        </w:rPr>
+        <w:t>성서라는 인류의 고전적 텍스트를 현대적인 하드록과 관현악의 어법으로 재해석하여 ‘록 오페라(Rock Opera)’라는 독창적 장르를 확립한 음악사의 이정표입니다. 상업성과 예술성의 완벽한 조화를 이뤄내며 이후 현대 뮤지컬과 프로그레시브 록, 콘셉트 앨범 전반에 지대한 영향을 미친 마스터피스로 자리매김하고 있습니다.</w:t>
+      </w:r>
+    </w:p>
+    <w:p>
+      <w:pPr>
+        <w:spacing w:line="324" w:lineRule="auto" w:after="80"/>
+      </w:pPr>
+      <w:r>
+        <w:rPr w:rFonts="맑은 고딕">
+          <w:rFonts w:ascii="맑은 고딕" w:hAnsi="맑은 고딕" w:eastAsia="맑은 고딕"/>
+          <w:b w:val="0"/>
+          <w:color w:val="6B7280"/>
+          <w:sz w:val="21"/>
+        </w:rPr>
+        <w:t xml:space="preserve">· </w:t>
+      </w:r>
+      <w:r>
+        <w:rPr w:rFonts="맑은 고딕">
+          <w:rFonts w:ascii="맑은 고딕" w:hAnsi="맑은 고딕" w:eastAsia="맑은 고딕"/>
+          <w:b/>
+          <w:color w:val="1F2937"/>
+          <w:sz w:val="21"/>
+        </w:rPr>
+        <w:t xml:space="preserve">시대의 흔적(스토리텔링): </w:t>
+      </w:r>
+      <w:r>
+        <w:rPr w:rFonts="맑은 고딕">
+          <w:rFonts w:ascii="맑은 고딕" w:hAnsi="맑은 고딕" w:eastAsia="맑은 고딕"/>
+          <w:b w:val="0"/>
+          <w:sz w:val="21"/>
+        </w:rPr>
+        <w:t>1960년대 말과 70년대 초, 반전 운동과 청년 문화의 격동기 속에서 젊은 세대는 절대적인 신의 모습보다 번민하고 갈등하는 ‘인간 예수’의 형상에 뜨겁게 공명했습니다. 기성세대의 도그마에 과감히 질문을 던지며 실존적 고뇌를 마주했던 당대 청춘들의 아픔과 열망이 음반의 그루브마다 생생하게 각인되어 있습니다.</w:t>
+      </w:r>
+    </w:p>
+    <w:p>
+      <w:pPr>
+        <w:spacing w:line="324" w:lineRule="auto" w:before="200" w:after="80"/>
+      </w:pPr>
+      <w:r>
+        <w:rPr w:rFonts="맑은 고딕">
+          <w:rFonts w:ascii="맑은 고딕" w:hAnsi="맑은 고딕" w:eastAsia="맑은 고딕"/>
+          <w:b/>
+          <w:color w:val="1E3A8A"/>
+          <w:sz w:val="24"/>
+        </w:rPr>
+        <w:t>4. 주요 수록곡 및 감상 제언</w:t>
+      </w:r>
+    </w:p>
+    <w:p>
+      <w:pPr>
+        <w:spacing w:line="324" w:lineRule="auto" w:after="80"/>
+      </w:pPr>
+      <w:r>
+        <w:rPr w:rFonts="맑은 고딕">
+          <w:rFonts w:ascii="맑은 고딕" w:hAnsi="맑은 고딕" w:eastAsia="맑은 고딕"/>
+          <w:b w:val="0"/>
+          <w:color w:val="6B7280"/>
+          <w:sz w:val="21"/>
+        </w:rPr>
+        <w:t xml:space="preserve">· </w:t>
+      </w:r>
+      <w:r>
+        <w:rPr w:rFonts="맑은 고딕">
+          <w:rFonts w:ascii="맑은 고딕" w:hAnsi="맑은 고딕" w:eastAsia="맑은 고딕"/>
+          <w:b/>
+          <w:color w:val="1F2937"/>
+          <w:sz w:val="21"/>
+        </w:rPr>
+        <w:t xml:space="preserve">주요 수록곡 특징: </w:t>
+      </w:r>
+      <w:r>
+        <w:rPr w:rFonts="맑은 고딕">
+          <w:rFonts w:ascii="맑은 고딕" w:hAnsi="맑은 고딕" w:eastAsia="맑은 고딕"/>
+          <w:b w:val="0"/>
+          <w:sz w:val="21"/>
+        </w:rPr>
+        <w:t>화려한 브라스와 펑키한 리듬 속에 유다의 날 선 질문을 담아낸 타이틀곡 ‘Superstar’, 막달라 마리아의 지고지순한 사랑을 애수 어린 멜로디로 노래한 ‘I Don't Know How to Love Him’, 그리고 예수의 처절한 절규와 신을 향한 순종을 이언 길런의 폭발적인 초고음 샤우팅으로 승화시킨 불후의 명곡 ‘Gethsemane (I Only Want to Say)’ 등 모든 트랙이 숨 막히는 극적 긴장감을 자아냅니다.</w:t>
+      </w:r>
+    </w:p>
+    <w:p>
+      <w:pPr>
+        <w:spacing w:line="324" w:lineRule="auto" w:after="80"/>
+      </w:pPr>
+      <w:r>
+        <w:rPr w:rFonts="맑은 고딕">
+          <w:rFonts w:ascii="맑은 고딕" w:hAnsi="맑은 고딕" w:eastAsia="맑은 고딕"/>
+          <w:b w:val="0"/>
+          <w:color w:val="6B7280"/>
+          <w:sz w:val="21"/>
+        </w:rPr>
+        <w:t xml:space="preserve">· </w:t>
+      </w:r>
+      <w:r>
+        <w:rPr w:rFonts="맑은 고딕">
+          <w:rFonts w:ascii="맑은 고딕" w:hAnsi="맑은 고딕" w:eastAsia="맑은 고딕"/>
+          <w:b/>
+          <w:color w:val="1F2937"/>
+          <w:sz w:val="21"/>
+        </w:rPr>
+        <w:t xml:space="preserve">빈티지 감상 제언: </w:t>
+      </w:r>
+      <w:r>
+        <w:rPr w:rFonts="맑은 고딕">
+          <w:rFonts w:ascii="맑은 고딕" w:hAnsi="맑은 고딕" w:eastAsia="맑은 고딕"/>
+          <w:b w:val="0"/>
+          <w:sz w:val="21"/>
+        </w:rPr>
+        <w:t>웅장한 풀 오케스트라의 음향과 거친 일렉트릭 기타의 질감이 더블 LP 특유의 풍부한 아날로그 다이내믹스에 실려 탁월한 공간감을 선사합니다. 진공관 앰프의 온기 어린 배음과 턴테이블 바늘이 음반의 소리골을 긁어내며 전달하는 보컬의 미세한 떨림과 숨결은, 디지털 음원이 결코 흉내 낼 수 없는 1970년대 아날로그 사운드의 진수를 유감없이 드러냅니다.</w:t>
+      </w:r>
+    </w:p>
+    <w:p>
+      <w:pPr>
+        <w:spacing w:line="324" w:lineRule="auto" w:after="80"/>
+      </w:pPr>
+      <w:r>
+        <w:rPr w:rFonts="맑은 고딕">
+          <w:rFonts w:ascii="맑은 고딕" w:hAnsi="맑은 고딕" w:eastAsia="맑은 고딕"/>
+          <w:b w:val="0"/>
+          <w:color w:val="6B7280"/>
+          <w:sz w:val="21"/>
+        </w:rPr>
+        <w:t xml:space="preserve">· </w:t>
+      </w:r>
+      <w:r>
+        <w:rPr w:rFonts="맑은 고딕">
+          <w:rFonts w:ascii="맑은 고딕" w:hAnsi="맑은 고딕" w:eastAsia="맑은 고딕"/>
+          <w:b/>
+          <w:color w:val="1F2937"/>
+          <w:sz w:val="21"/>
+        </w:rPr>
+        <w:t xml:space="preserve">소장 가치: </w:t>
+      </w:r>
+      <w:r>
+        <w:rPr w:rFonts="맑은 고딕">
+          <w:rFonts w:ascii="맑은 고딕" w:hAnsi="맑은 고딕" w:eastAsia="맑은 고딕"/>
+          <w:b w:val="0"/>
+          <w:sz w:val="21"/>
+        </w:rPr>
+        <w:t>훗날의 뮤지컬 실황 녹음들과는 차별화된 하드록의 거친 숨결과 순수한 열정이 오롯이 박제된 최초의 역사적 오리지널 레코딩이라는 점에서, 아날로그 애호가와 LP 컬렉터라면 반드시 소장해야 할 대체 불가의 보물입니다.</w:t>
+      </w:r>
+    </w:p>
+    <w:p>
+      <w:pPr>
+        <w:spacing w:line="324" w:lineRule="auto" w:after="120" w:before="160"/>
+      </w:pPr>
+      <w:r>
+        <w:rPr w:rFonts="맑은 고딕">
+          <w:rFonts w:ascii="맑은 고딕" w:hAnsi="맑은 고딕" w:eastAsia="맑은 고딕"/>
+          <w:b/>
+          <w:color w:val="4338CA"/>
+          <w:sz w:val="21"/>
+        </w:rPr>
+        <w:t>이 음반을 통해 고뇌하는 영혼의 가장 깊은 곳을 어루만지며 시대와 장르를 초월한 록 오페라의 위대한 불꽃이 전해주는 감동을 다시 한번 경험해 보시는 것은 어떨까요?</w:t>
       </w:r>
     </w:p>
     <w:sectPr>
       <w:pgSz w:w="12240" w:h="15840"/>
-      <w:pgMar w:top="1440" w:right="1440" w:bottom="1440" w:left="1440" w:header="720" w:footer="720" w:gutter="0"/>
+      <w:pgMar w:top="1152" w:right="1296" w:bottom="1152" w:left="1296" w:header="720" w:footer="720" w:gutter="0"/>
       <w:cols w:space="720"/>
       <w:docGrid w:linePitch="360"/>
     </w:sectPr>

--- a/word_reports/LP_0007_위치_718_Various Artists_Jesus Chr.docx
+++ b/word_reports/LP_0007_위치_718_Various Artists_Jesus Chr.docx
@@ -32,7 +32,7 @@
     </w:p>
     <w:p>
       <w:pPr>
-        <w:spacing w:line="324" w:lineRule="auto" w:before="80" w:after="160"/>
+        <w:spacing w:line="324" w:lineRule="auto" w:before="80" w:after="120"/>
       </w:pPr>
       <w:r>
         <w:rPr w:rFonts="맑은 고딕">
@@ -42,13 +42,6 @@
           <w:sz w:val="22"/>
         </w:rPr>
         <w:t xml:space="preserve">[음반 소개] </w:t>
-      </w:r>
-      <w:r>
-        <w:rPr w:rFonts="맑은 고딕">
-          <w:rFonts w:ascii="맑은 고딕" w:hAnsi="맑은 고딕" w:eastAsia="맑은 고딕"/>
-          <w:b w:val="0"/>
-          <w:sz w:val="21"/>
-        </w:rPr>
       </w:r>
     </w:p>
     <w:p>
@@ -61,7 +54,33 @@
           <w:b w:val="0"/>
           <w:sz w:val="21"/>
         </w:rPr>
-        <w:t>록의 폭발적인 에너지와 클래식 오페라의 장엄한 서사가 조우하여 20세기 음악사에 거대한 혁명을 일으킨 앤드루 로이드 웨버와 팀 라이스의 기념비적 걸작입니다. 무대에 오르기 전 오직 소리의 울림만으로 인류 최고의 드라마를 구현해 낸 오리지널 콘셉트 앨범으로, 시대를 뛰어넘는 불멸의 예술성을 품고 있습니다. 고뇌하는 인간 예수의 슬픔과 유다의 비극적 회한이 격정적인 선율 속에 녹아들어, 감상자의 영혼을 뒤흔드는 깊은 서정성과 전율의 카타르시스를 선사합니다.</w:t>
+        <w:t>1970년 가을, 대중음악과 고전 무대 예술의 경계를 단숨에 무너뜨린 한 편의 거대한 서사시가 세상에 울려 퍼졌습니다. 당시 약관의 나이였던 작곡가 앤드루 로이드 웨버(Andrew Lloyd Webber)와 작사가 팀 라이스(Tim Rice)가 빚어낸 《Jesus Christ Superstar》는 무대 제작비조차 확보하지 못해 콘셉트 앨범의 형태로 먼저 세상의 빛을 보아야 했던 비운의 역발상에서 출발했습니다. 그러나 이 역설적인 시작은 록 음악의 거친 심장박동과 클래식 교향악의 웅장한 호흡을 한 치의 빈틈도 없이 결합하며, 팝 음악사에 '록 오페라(Rock Opera)'라는 찬란한 새 지평을 활짝 열어젖히는 축복으로 전환되었습니다.</w:t>
+      </w:r>
+    </w:p>
+    <w:p>
+      <w:pPr>
+        <w:spacing w:line="324" w:lineRule="auto" w:after="120"/>
+      </w:pPr>
+      <w:r>
+        <w:rPr w:rFonts="맑은 고딕">
+          <w:rFonts w:ascii="맑은 고딕" w:hAnsi="맑은 고딕" w:eastAsia="맑은 고딕"/>
+          <w:b w:val="0"/>
+          <w:sz w:val="21"/>
+        </w:rPr>
+        <w:t>이 음반이 던진 예술적 파장은 실로 거대했습니다. 전통적인 교리와 성스러운 침묵 뒤에 감춰져 있던 예수 그리스도의 마지막 7일을 가장 인간적이고도 실존적인 시선으로 재구성했기 때문입니다. 확신과 나약함 사이에서 고뇌하며 절규하는 예수의 모습과, 그를 진심으로 염려하면서도 비극적 파멸로 이끄는 유다의 복잡다단한 심리전은 당대 청년 문화의 저항 정신과 완벽히 호흡을 같이했습니다. 여기에 하드록 밴드 딥 퍼플(Deep Purple)의 보컬 이언 길런(Ian Gillan)의 영혼을 찢는 듯한 샤우팅과 머레이 헤드(Murray Head)의 날 선 고발, 이본 엘리먼(Yvonne Elliman)의 지고지순한 서정미가 얹어져 음반은 성(聖)과 속(俗)의 경계를 허무는 숭고한 예술적 비장미를 획득했습니다.</w:t>
+      </w:r>
+    </w:p>
+    <w:p>
+      <w:pPr>
+        <w:spacing w:line="324" w:lineRule="auto" w:after="120"/>
+      </w:pPr>
+      <w:r>
+        <w:rPr w:rFonts="맑은 고딕">
+          <w:rFonts w:ascii="맑은 고딕" w:hAnsi="맑은 고딕" w:eastAsia="맑은 고딕"/>
+          <w:b w:val="0"/>
+          <w:sz w:val="21"/>
+        </w:rPr>
+        <w:t>반세기가 훌쩍 지난 오늘날에도 이 더블 바이닐이 선사하는 울림이 조금도 바래지 않는 이유는, 완벽한 서사 구조 속에 배치된 매혹적인 멜로디와 인간 내면의 근원적 고독을 정면으로 마주하는 진실성 때문입니다. 웅장한 관현악과 포효하는 전기 기타, 날것 그대로의 타악기가 빚어내는 아날로그 사운드의 스펙터클은 듣는 이의 심장을 세차게 흔들며, 시대를 초월한 묵직한 카타르시스와 서정적 잔향을 고스란히 전해줍니다.</w:t>
       </w:r>
     </w:p>
     <w:p>
@@ -168,7 +187,7 @@
           <w:b w:val="0"/>
           <w:sz w:val="21"/>
         </w:rPr>
-        <w:t>1970년 영국 데카(Decca) 및 미국 MCA 레코드를 통해 발매된 더블 콘셉트 LP 음반으로, 무대 제작에 앞서 음악적 완성도를 완벽하게 구현하여 전 세계를 경탄케 한 록 오페라의 시원(始原)입니다.</w:t>
+        <w:t>1970년 영국 데카(Decca) 및 미국 MCA 레코드를 통해 발매된 2LP 오리지널 콘셉트 더블 앨범으로, 브로드웨이 무대 초연 이전에 음반으로 먼저 기획·발표되어 전 세계를 뒤흔든 기념비적 록 오페라 명반.</w:t>
       </w:r>
     </w:p>
     <w:p>
@@ -199,7 +218,7 @@
           <w:b w:val="0"/>
           <w:sz w:val="21"/>
         </w:rPr>
-        <w:t>발매 이듬해인 1971년 미국 빌보드 200 차트 1위에 올랐으며 연간 앨범 차트 정상까지 석권, 전 세계적으로 수백만 장 이상의 경이적인 판매고를 기록하며 대중음악사의 판도를 바꾸었습니다.</w:t>
+        <w:t>1971년 미국 빌보드 200 앨범 차트 정상에 오르며 그해 빌보드 연간 차트 1위를 석권하였고, 전 세계적으로 수백만 장 이상의 경이적인 판매고를 기록하며 문화적 신드롬을 형성.</w:t>
       </w:r>
     </w:p>
     <w:p>
@@ -230,7 +249,7 @@
           <w:b w:val="0"/>
           <w:sz w:val="21"/>
         </w:rPr>
-        <w:t>그래미 어워드 ‘올해의 앨범’ 부문 후보에 올랐으며, 클래식과 팝, 록의 경계를 허문 20세기 최고의 크로스오버 명반으로서 음악계의 영원한 찬사와 권위를 인정받고 있습니다.</w:t>
+        <w:t>제14회 그래미 어워드 '올해의 앨범(Album of the Year)' 후보 노미네이트 및 영국과 미국 양국의 음악 평단으로부터 록과 뮤지컬의 지형도를 바꾼 20세기 최고의 걸작 음반으로 공인.</w:t>
       </w:r>
     </w:p>
     <w:p>
@@ -306,7 +325,7 @@
           <w:b w:val="0"/>
           <w:sz w:val="21"/>
         </w:rPr>
-        <w:t>1970년 결성 및 발매 (작곡 앤드루 로이드 웨버: 1948년생 / 작사 팀 라이스: 1944년생)</w:t>
+        <w:t>1970년 제작 (작곡: 앤드루 로이드 웨버 1948~ / 작사: 팀 라이스 1944~)</w:t>
       </w:r>
     </w:p>
     <w:p>
@@ -337,7 +356,7 @@
           <w:b w:val="0"/>
           <w:sz w:val="21"/>
         </w:rPr>
-        <w:t>컬래버레이션 프로젝트 (작곡·작사 콤비 및 딥 퍼플의 이언 길런, 머레이 헤드 등 당대 최정상 연주자·보컬 연합)</w:t>
+        <w:t>프로젝트/협업 (오리지널 캐스트 록 오페라 앙상블)</w:t>
       </w:r>
     </w:p>
     <w:p>
@@ -368,7 +387,7 @@
           <w:b w:val="0"/>
           <w:sz w:val="21"/>
         </w:rPr>
-        <w:t>뮤지컬의 거장 앤드루 로이드 웨버의 치밀한 오케스트레이션과 팀 라이스의 날카롭고 유려한 시적 언어가 만나 탄생한 세기의 프로젝트입니다. 딥 퍼플(Deep Purple)의 상징적인 보컬리스트 이언 길런(Ian Gillan)을 필두로 각 분야의 뛰어난 음악인들이 결집하여, 대중음악이 도달할 수 있는 극적인 서사 표현의 정점을 구축해 냈습니다.</w:t>
+        <w:t>젊은 날의 천재 콤비 앤드루 로이드 웨버와 팀 라이스를 주축으로 당대 최고의 하드록 보컬리스트 이언 길런, 머레이 헤드, 이본 엘리먼 등 최정상급 음악가들이 결집하여 완성한 기념비적 프로젝트입니다. 이들은 클래식 오케스트레이션과 격렬한 프로그레시브 록을 유려하게 융합하여 대중음악을 극예술의 정점으로 끌어올렸습니다.</w:t>
       </w:r>
     </w:p>
     <w:p>
@@ -413,7 +432,7 @@
           <w:b w:val="0"/>
           <w:sz w:val="21"/>
         </w:rPr>
-        <w:t>성서라는 인류의 고전적 텍스트를 현대적인 하드록과 관현악의 어법으로 재해석하여 ‘록 오페라(Rock Opera)’라는 독창적 장르를 확립한 음악사의 이정표입니다. 상업성과 예술성의 완벽한 조화를 이뤄내며 이후 현대 뮤지컬과 프로그레시브 록, 콘셉트 앨범 전반에 지대한 영향을 미친 마스터피스로 자리매김하고 있습니다.</w:t>
+        <w:t>대중음악사에서 콘셉트 앨범과 록 오페라 장르를 완벽히 정립한 불멸의 이정표입니다. 브로드웨이의 고전적 화법을 벗어나 록의 파격적인 문법으로 성서의 비극을 재해석함으로써 훗날 현대 뮤지컬계와 프로그레시브 록 씬 전반에 심대한 영향을 끼쳤습니다.</w:t>
       </w:r>
     </w:p>
     <w:p>
@@ -444,7 +463,7 @@
           <w:b w:val="0"/>
           <w:sz w:val="21"/>
         </w:rPr>
-        <w:t>1960년대 말과 70년대 초, 반전 운동과 청년 문화의 격동기 속에서 젊은 세대는 절대적인 신의 모습보다 번민하고 갈등하는 ‘인간 예수’의 형상에 뜨겁게 공명했습니다. 기성세대의 도그마에 과감히 질문을 던지며 실존적 고뇌를 마주했던 당대 청춘들의 아픔과 열망이 음반의 그루브마다 생생하게 각인되어 있습니다.</w:t>
+        <w:t>1960년대 말 히피즘의 쇠퇴와 베트남 전쟁의 혼란 속에서 기성 권위와 종교에 의문을 품던 청춘들의 방황을 담아냈습니다. 신의 섭리 앞에서 고뇌하는 예수의 연약한 인간미는 당시 실존적 위기에 직면했던 젊은 세대의 내면적 초상과 정확히 일치하며 깊은 연대감을 형성했습니다.</w:t>
       </w:r>
     </w:p>
     <w:p>
@@ -489,7 +508,7 @@
           <w:b w:val="0"/>
           <w:sz w:val="21"/>
         </w:rPr>
-        <w:t>화려한 브라스와 펑키한 리듬 속에 유다의 날 선 질문을 담아낸 타이틀곡 ‘Superstar’, 막달라 마리아의 지고지순한 사랑을 애수 어린 멜로디로 노래한 ‘I Don't Know How to Love Him’, 그리고 예수의 처절한 절규와 신을 향한 순종을 이언 길런의 폭발적인 초고음 샤우팅으로 승화시킨 불후의 명곡 ‘Gethsemane (I Only Want to Say)’ 등 모든 트랙이 숨 막히는 극적 긴장감을 자아냅니다.</w:t>
+        <w:t>머레이 헤드의 도발적이고 펑키한 보컬과 웅장한 브라스가 작열하는 대표곡 'Superstar', 이언 길런의 처절한 하이노트 샤우팅이 한밤의 고독과 번민을 토해내는 비극의 정점 'Gethsemane (I Only Want to Say)', 이본 엘리먼의 맑고 서정적인 음색이 애틋한 슬픔을 자아내는 명 발라드 'I Don't Know How to Love Him' 등이 음반의 드라마틱한 긴장감을 이끕니다.</w:t>
       </w:r>
     </w:p>
     <w:p>
@@ -520,7 +539,7 @@
           <w:b w:val="0"/>
           <w:sz w:val="21"/>
         </w:rPr>
-        <w:t>웅장한 풀 오케스트라의 음향과 거친 일렉트릭 기타의 질감이 더블 LP 특유의 풍부한 아날로그 다이내믹스에 실려 탁월한 공간감을 선사합니다. 진공관 앰프의 온기 어린 배음과 턴테이블 바늘이 음반의 소리골을 긁어내며 전달하는 보컬의 미세한 떨림과 숨결은, 디지털 음원이 결코 흉내 낼 수 없는 1970년대 아날로그 사운드의 진수를 유감없이 드러냅니다.</w:t>
+        <w:t>2장의 LP가 담아내는 광활한 다이내믹 레인지는 진공관 앰프와 아날로그 턴테이블 시스템에서 최고의 해상력과 입체감을 발휘합니다. 관현악단의 깊이 있는 잔향과 거칠게 울부짖는 일렉트릭 기타 톤, 숨결까지 포착되는 보컬의 질감은 디지털 음원에서는 결코 체감할 수 없는 묵직한 공감각적 카타르시스를 선사합니다.</w:t>
       </w:r>
     </w:p>
     <w:p>
@@ -551,7 +570,7 @@
           <w:b w:val="0"/>
           <w:sz w:val="21"/>
         </w:rPr>
-        <w:t>훗날의 뮤지컬 실황 녹음들과는 차별화된 하드록의 거친 숨결과 순수한 열정이 오롯이 박제된 최초의 역사적 오리지널 레코딩이라는 점에서, 아날로그 애호가와 LP 컬렉터라면 반드시 소장해야 할 대체 불가의 보물입니다.</w:t>
+        <w:t>현대 음악사와 뮤지컬사를 통틀어 가장 혁명적이었던 순간을 아날로그 그루브로 영구히 각인한 문화유산급 음반입니다. 오리지널 더블 게이트폴드 커버의 고풍스러운 품격과 더불어 LP 특유의 생생한 현장감은 음반 애호가라면 서재의 중앙에 반드시 비치해야 할 영원한 필청반의 가치를 지닙니다.</w:t>
       </w:r>
     </w:p>
     <w:p>
@@ -565,7 +584,7 @@
           <w:color w:val="4338CA"/>
           <w:sz w:val="21"/>
         </w:rPr>
-        <w:t>이 음반을 통해 고뇌하는 영혼의 가장 깊은 곳을 어루만지며 시대와 장르를 초월한 록 오페라의 위대한 불꽃이 전해주는 감동을 다시 한번 경험해 보시는 것은 어떨까요?</w:t>
+        <w:t>이 음반을 통해 클래식의 웅장함과 록의 격정이 교차하며 전해주는 감동을 다시 한번 경험해 보시는 것은 어떨까요?</w:t>
       </w:r>
     </w:p>
     <w:sectPr>
